--- a/Trackify_Weekly_Reports_Week_1_to_3.docx
+++ b/Trackify_Weekly_Reports_Week_1_to_3.docx
@@ -328,7 +328,7 @@
                 <w:b/>
                 <w:sz w:val="20"/>
               </w:rPr>
-              <w:t>Module Focus: System Architecture, Authentication Module &amp; Database Schema Definition</w:t>
+              <w:t>Module Focus: Core Authentication Integration, Security PIN Lock &amp; Profile Management</w:t>
               <w:br/>
             </w:r>
           </w:p>
@@ -342,7 +342,7 @@
                 <w:rFonts w:ascii="Arial" w:hAnsi="Arial"/>
                 <w:sz w:val="19"/>
               </w:rPr>
-              <w:t>• Project Architecture &amp; Environment Setup: Configured React 19 + Vite frontend SPA and Node.js + Express backend server with CORS &amp; cookie-parser.</w:t>
+              <w:t>• Authentication Architecture &amp; Security Constraints: Implemented user registration and login endpoints (server/routes/auth.js) with bcryptjs password hashing, JWT session token verification, and password policy constraints (minimum 8 characters, uppercase, lowercase, number, special character).</w:t>
             </w:r>
           </w:p>
           <w:p>
@@ -355,7 +355,7 @@
                 <w:rFonts w:ascii="Arial" w:hAnsi="Arial"/>
                 <w:sz w:val="19"/>
               </w:rPr>
-              <w:t>• Database Schemas Definition: Created Mongoose ODM models for User (auth &amp; profile), Expense (transactions), Budget (category limits), Friend (social), Message (P2P chat), and Group (bill splits).</w:t>
+              <w:t>• Security PIN Protection Layer: Built SetPin.jsx and PinLock.jsx frontend views backed by PIN hashing endpoints to shield sensitive user transaction data.</w:t>
             </w:r>
           </w:p>
           <w:p>
@@ -368,7 +368,7 @@
                 <w:rFonts w:ascii="Arial" w:hAnsi="Arial"/>
                 <w:sz w:val="19"/>
               </w:rPr>
-              <w:t>• User Registration &amp; Login API: Implemented POST /api/auth/register and POST /api/auth/login with password hashing via bcryptjs and 7-day session JWT tokens.</w:t>
+              <w:t>• User Profile Management &amp; Customization: Developed Profile.jsx view allowing users to update personal details, phone number, address, avatar image URL, timezone, and language settings.</w:t>
             </w:r>
           </w:p>
           <w:p>
@@ -381,7 +381,7 @@
                 <w:rFonts w:ascii="Arial" w:hAnsi="Arial"/>
                 <w:sz w:val="19"/>
               </w:rPr>
-              <w:t>• Security PIN Lock &amp; Recovery Flow: Implemented SetPin.jsx, PinLock.jsx views, password constraints validation, and reset password token generation.</w:t>
+              <w:t>• Password Recovery via SMTP: Integrated Nodemailer transport in auth.js sending password reset links to user email accounts.</w:t>
             </w:r>
           </w:p>
           <w:p>
@@ -394,7 +394,7 @@
                 <w:rFonts w:ascii="Arial" w:hAnsi="Arial"/>
                 <w:sz w:val="19"/>
               </w:rPr>
-              <w:t>• Google OAuth Integration: Integrated GoogleOAuthProvider and GoogleLogin component setup for smooth authentication.</w:t>
+              <w:t>• Database Seeding Infrastructure: Developed seed_trackify.js script populating initial user accounts, category budgets, and personal financial ledgers for local testing.</w:t>
             </w:r>
           </w:p>
         </w:tc>
@@ -466,7 +466,7 @@
                 <w:rFonts w:ascii="Arial" w:hAnsi="Arial"/>
                 <w:sz w:val="19"/>
               </w:rPr>
-              <w:t>• Build core personal financial ledger endpoints (Income tracking, Expense management with category filtering).</w:t>
+              <w:t>• Implement personal transaction ledger APIs (Income and Expense tracking with category filtering).</w:t>
             </w:r>
           </w:p>
           <w:p>
@@ -479,7 +479,7 @@
                 <w:rFonts w:ascii="Arial" w:hAnsi="Arial"/>
                 <w:sz w:val="19"/>
               </w:rPr>
-              <w:t>• Implement Category Budget limit configuration and visual progress alert indicators.</w:t>
+              <w:t>• Develop category-based budget limit configuration and spent vs. limit warning alerts.</w:t>
             </w:r>
           </w:p>
           <w:p>
@@ -492,7 +492,7 @@
                 <w:rFonts w:ascii="Arial" w:hAnsi="Arial"/>
                 <w:sz w:val="19"/>
               </w:rPr>
-              <w:t>• Develop Summary Analytics API (GET /summary, GET /monthly, GET /by-category) and frontend chart widgets.</w:t>
+              <w:t>• Build multi-format data export engine supporting PDF, CSV, and JSON report downloads.</w:t>
             </w:r>
           </w:p>
         </w:tc>
@@ -536,7 +536,7 @@
           <w:rFonts w:ascii="Arial" w:hAnsi="Arial"/>
           <w:sz w:val="19"/>
         </w:rPr>
-        <w:t>2. React.js &amp; Node.js Express Documentation | Mongoose ODM &amp; JWT Authentication Standards</w:t>
+        <w:t>2. Node.js Express &amp; Mongoose ODM Documentation | JWT Security Standards Guidelines</w:t>
       </w:r>
     </w:p>
     <w:p>
@@ -884,7 +884,7 @@
                 <w:b/>
                 <w:sz w:val="20"/>
               </w:rPr>
-              <w:t>Module Focus: Personal Financial Tracking, Category Budgets &amp; Multi-Format Data Export Engine</w:t>
+              <w:t>Module Focus: Financial Ledger CRUD, Category Budgets &amp; Multi-Format Data Exports</w:t>
               <w:br/>
             </w:r>
           </w:p>
@@ -898,7 +898,7 @@
                 <w:rFonts w:ascii="Arial" w:hAnsi="Arial"/>
                 <w:sz w:val="19"/>
               </w:rPr>
-              <w:t>• Income &amp; Expense Ledger: Developed full CRUD backend API (expenses.js) supporting transaction title, category, payment method, date range, and pagination limits.</w:t>
+              <w:t>• Income &amp; Expense Management API: Implemented full transaction CRUD endpoints (server/routes/expenses.js) with category filtering, payment method tagging, date range filters, and pagination query limits.</w:t>
             </w:r>
           </w:p>
           <w:p>
@@ -911,7 +911,7 @@
                 <w:rFonts w:ascii="Arial" w:hAnsi="Arial"/>
                 <w:sz w:val="19"/>
               </w:rPr>
-              <w:t>• Category Budgeting System: Built budget.js CRUD routes and Budget.jsx view to configure monthly category limits and render active overrun warnings.</w:t>
+              <w:t>• Category Budgeting &amp; Overrun Alerts: Built budget.js CRUD routes and Budget.jsx view to configure monthly category limits and render real-time budget overrun progress bars.</w:t>
             </w:r>
           </w:p>
           <w:p>
@@ -924,7 +924,7 @@
                 <w:rFonts w:ascii="Arial" w:hAnsi="Arial"/>
                 <w:sz w:val="19"/>
               </w:rPr>
-              <w:t>• Summary Analytics Engine: Developed analytics.js endpoints (GET /summary, GET /monthly comparison, GET /by-category aggregation) and integrated Recharts widgets.</w:t>
+              <w:t>• Multi-Format Data Export Engine: Developed csvExport.js utility and updated Reports.jsx &amp; Transactions.jsx to support PDF (jsPDF + autotable), CSV, and JSON report downloads.</w:t>
             </w:r>
           </w:p>
           <w:p>
@@ -937,7 +937,7 @@
                 <w:rFonts w:ascii="Arial" w:hAnsi="Arial"/>
                 <w:sz w:val="19"/>
               </w:rPr>
-              <w:t>• Multi-Format Data Export Engine: Created csvExport.js utility and enhanced Reports.jsx &amp; Transactions.jsx to support PDF (jsPDF + autotable), CSV, and JSON report downloads.</w:t>
+              <w:t>• Visual Analytics &amp; Dashboard Widgets: Developed analytics.js endpoints (GET /summary, GET /monthly comparison, GET /by-category aggregation) and integrated Recharts pie/bar charts.</w:t>
             </w:r>
           </w:p>
           <w:p>
@@ -950,7 +950,7 @@
                 <w:rFonts w:ascii="Arial" w:hAnsi="Arial"/>
                 <w:sz w:val="19"/>
               </w:rPr>
-              <w:t>• Data Seeding &amp; Verification: Built seed_trackify.js script populating initial user financial ledgers and verified client production build.</w:t>
+              <w:t>• Frontend Code Cleanup &amp; Verification: Removed legacy components, optimized client routes, and executed production build (npm run build).</w:t>
             </w:r>
           </w:p>
         </w:tc>
@@ -1022,7 +1022,7 @@
                 <w:rFonts w:ascii="Arial" w:hAnsi="Arial"/>
                 <w:sz w:val="19"/>
               </w:rPr>
-              <w:t>• Develop Social &amp; Group Expense Sharing module (Friends list, Direct peer messaging, Group bill creation).</w:t>
+              <w:t>• Implement Multi-Currency preference selection and dynamic formatting across ledgers.</w:t>
             </w:r>
           </w:p>
           <w:p>
@@ -1035,7 +1035,7 @@
                 <w:rFonts w:ascii="Arial" w:hAnsi="Arial"/>
                 <w:sz w:val="19"/>
               </w:rPr>
-              <w:t>• Build flexible Bill Splitting engine supporting Equal, Custom amount, and Percentage-based allocations.</w:t>
+              <w:t>• Build Automated Monthly Financial Reports dispatch via Email (Nodemailer).</w:t>
             </w:r>
           </w:p>
           <w:p>
@@ -1048,7 +1048,7 @@
                 <w:rFonts w:ascii="Arial" w:hAnsi="Arial"/>
                 <w:sz w:val="19"/>
               </w:rPr>
-              <w:t>• Develop Activity Heatmap grid and Spending Personality Quiz module to reach Checkpoint 1 milestone.</w:t>
+              <w:t>• Develop Activity Heatmap grid and Spending Personality Quiz assessment on the Profile page.</w:t>
             </w:r>
           </w:p>
         </w:tc>
@@ -1092,7 +1092,7 @@
           <w:rFonts w:ascii="Arial" w:hAnsi="Arial"/>
           <w:sz w:val="19"/>
         </w:rPr>
-        <w:t>2. jsPDF &amp; jspdf-autotable Documentation | Recharts Visualization API Guide</w:t>
+        <w:t>2. jsPDF &amp; jspdf-autotable API Guide | Recharts Data Visualization Documentation</w:t>
       </w:r>
     </w:p>
     <w:p>
@@ -1440,7 +1440,7 @@
                 <w:b/>
                 <w:sz w:val="20"/>
               </w:rPr>
-              <w:t>Module Focus: Group Bill Splitting, Peer Chat, Activity Heatmap, Spending Quiz &amp; Checkpoint 1 Milestone</w:t>
+              <w:t>Module Focus: Multi-Currency Support, Automated Email Monthly Reports, Activity Heatmap &amp; Spending Personality Quiz</w:t>
               <w:br/>
             </w:r>
           </w:p>
@@ -1454,7 +1454,7 @@
                 <w:rFonts w:ascii="Arial" w:hAnsi="Arial"/>
                 <w:sz w:val="19"/>
               </w:rPr>
-              <w:t>• Group Expense &amp; Bill Splitting Engine: Built groups.js backend routes and GroupDetail.jsx frontend supporting Equal, Custom amount, and Percentage allocation splits with full/partial debt settlement.</w:t>
+              <w:t>• Multi-Currency Preference &amp; Formatting: Added currency configuration (INR, USD, EUR, GBP, etc.) in User Profile and integrated dynamic currency formatting across transaction tables, summaries, and report exports.</w:t>
             </w:r>
           </w:p>
           <w:p>
@@ -1467,7 +1467,7 @@
                 <w:rFonts w:ascii="Arial" w:hAnsi="Arial"/>
                 <w:sz w:val="19"/>
               </w:rPr>
-              <w:t>• Peer-to-Peer Social Messaging: Implemented Friend.js &amp; Message.js models, friends.js &amp; messages.js API routes, and real-time chat interface in Friends.jsx.</w:t>
+              <w:t>• Automated Monthly Financial Reports via Email: Integrated Nodemailer email delivery mechanism sending formatted monthly financial summaries and transaction highlights directly to user email accounts.</w:t>
             </w:r>
           </w:p>
           <w:p>
@@ -1480,7 +1480,7 @@
                 <w:rFonts w:ascii="Arial" w:hAnsi="Arial"/>
                 <w:sz w:val="19"/>
               </w:rPr>
-              <w:t>• Activity Heatmap Component: Built ActivityHeatmap.jsx and GET /api/analytics/heatmap endpoint rendering 365-day contribution grid with intensity levels, tooltips, and 90/180/365-day range controls.</w:t>
+              <w:t>• Activity Heatmap Component: Built ActivityHeatmap.jsx and GET /api/analytics/heatmap endpoint rendering a 365-day contribution grid with intensity levels, hover tooltips, and range toggles (90 Days, 180 Days, 1 Year).</w:t>
             </w:r>
           </w:p>
           <w:p>
@@ -1506,7 +1506,7 @@
                 <w:rFonts w:ascii="Arial" w:hAnsi="Arial"/>
                 <w:sz w:val="19"/>
               </w:rPr>
-              <w:t>• Profile Page Integration &amp; Checkpoint 1: Transferred Activity Heatmap and Spending Quiz badge to Profile.jsx, executed client build, and tagged release checkpoint-1 on GitHub.</w:t>
+              <w:t>• Profile Page Integration &amp; Checkpoint 1: Unified the Spending Personality Assessment card and Activity Heatmap inside Profile.jsx, executed client build, and established Checkpoint 1 milestone tag (checkpoint-1) on GitHub.</w:t>
             </w:r>
           </w:p>
         </w:tc>
@@ -1578,7 +1578,7 @@
                 <w:rFonts w:ascii="Arial" w:hAnsi="Arial"/>
                 <w:sz w:val="19"/>
               </w:rPr>
-              <w:t>• Perform end-to-end user workflow testing, accessibility audits, and response optimization across devices.</w:t>
+              <w:t>• Extend social group expense splitting features (Equal, Custom, Percentage splits) and peer debt settlement tracking.</w:t>
             </w:r>
           </w:p>
           <w:p>
@@ -1591,7 +1591,7 @@
                 <w:rFonts w:ascii="Arial" w:hAnsi="Arial"/>
                 <w:sz w:val="19"/>
               </w:rPr>
-              <w:t>• Prepare final project documentation, demonstration recordings, and staging deployment.</w:t>
+              <w:t>• Develop interactive financial goal tracking and recurring subscription management.</w:t>
             </w:r>
           </w:p>
         </w:tc>
@@ -1635,7 +1635,7 @@
           <w:rFonts w:ascii="Arial" w:hAnsi="Arial"/>
           <w:sz w:val="19"/>
         </w:rPr>
-        <w:t>2. Trackify Project Walkthrough &amp; Implementation Specification Documents</w:t>
+        <w:t>2. Nodemailer Mail Transport API Guide | Trackify Technical Specification</w:t>
       </w:r>
     </w:p>
     <w:p>

--- a/Trackify_Weekly_Reports_Week_1_to_3.docx
+++ b/Trackify_Weekly_Reports_Week_1_to_3.docx
@@ -328,7 +328,7 @@
                 <w:b/>
                 <w:sz w:val="20"/>
               </w:rPr>
-              <w:t>Module Focus: Core Authentication Integration, Security PIN Lock &amp; Profile Management</w:t>
+              <w:t>Module Focus: System Architecture, Authentication Module &amp; Database Schema Definition</w:t>
               <w:br/>
             </w:r>
           </w:p>
@@ -342,7 +342,7 @@
                 <w:rFonts w:ascii="Arial" w:hAnsi="Arial"/>
                 <w:sz w:val="19"/>
               </w:rPr>
-              <w:t>• Authentication Architecture &amp; Security Constraints: Implemented user registration and login endpoints (server/routes/auth.js) with bcryptjs password hashing, JWT session token verification, and password policy constraints (minimum 8 characters, uppercase, lowercase, number, special character).</w:t>
+              <w:t>• Project Architecture &amp; Environment Setup: Configured React 19 + Vite frontend SPA and Node.js + Express backend server with CORS &amp; cookie-parser.</w:t>
             </w:r>
           </w:p>
           <w:p>
@@ -355,7 +355,7 @@
                 <w:rFonts w:ascii="Arial" w:hAnsi="Arial"/>
                 <w:sz w:val="19"/>
               </w:rPr>
-              <w:t>• Security PIN Protection Layer: Built SetPin.jsx and PinLock.jsx frontend views backed by PIN hashing endpoints to shield sensitive user transaction data.</w:t>
+              <w:t>• Database Schemas Definition: Created Mongoose ODM models for User (auth &amp; profile), Expense (transactions), Budget (category limits), Friend (social), Message (P2P chat), and Group (bill splits).</w:t>
             </w:r>
           </w:p>
           <w:p>
@@ -368,7 +368,7 @@
                 <w:rFonts w:ascii="Arial" w:hAnsi="Arial"/>
                 <w:sz w:val="19"/>
               </w:rPr>
-              <w:t>• User Profile Management &amp; Customization: Developed Profile.jsx view allowing users to update personal details, phone number, address, avatar image URL, timezone, and language settings.</w:t>
+              <w:t>• User Registration &amp; Login API: Implemented POST /api/auth/register and POST /api/auth/login with password hashing via bcryptjs and 7-day session JWT tokens.</w:t>
             </w:r>
           </w:p>
           <w:p>
@@ -381,7 +381,7 @@
                 <w:rFonts w:ascii="Arial" w:hAnsi="Arial"/>
                 <w:sz w:val="19"/>
               </w:rPr>
-              <w:t>• Password Recovery via SMTP: Integrated Nodemailer transport in auth.js sending password reset links to user email accounts.</w:t>
+              <w:t>• Security PIN Lock &amp; Recovery Flow: Implemented SetPin.jsx, PinLock.jsx views, password constraints validation, and reset password token generation.</w:t>
             </w:r>
           </w:p>
           <w:p>
@@ -394,7 +394,7 @@
                 <w:rFonts w:ascii="Arial" w:hAnsi="Arial"/>
                 <w:sz w:val="19"/>
               </w:rPr>
-              <w:t>• Database Seeding Infrastructure: Developed seed_trackify.js script populating initial user accounts, category budgets, and personal financial ledgers for local testing.</w:t>
+              <w:t>• Google OAuth Integration: Integrated GoogleOAuthProvider and GoogleLogin component setup for smooth authentication.</w:t>
             </w:r>
           </w:p>
         </w:tc>
@@ -466,7 +466,7 @@
                 <w:rFonts w:ascii="Arial" w:hAnsi="Arial"/>
                 <w:sz w:val="19"/>
               </w:rPr>
-              <w:t>• Implement personal transaction ledger APIs (Income and Expense tracking with category filtering).</w:t>
+              <w:t>• Build core personal financial ledger endpoints (Income tracking, Expense management with category filtering).</w:t>
             </w:r>
           </w:p>
           <w:p>
@@ -479,7 +479,7 @@
                 <w:rFonts w:ascii="Arial" w:hAnsi="Arial"/>
                 <w:sz w:val="19"/>
               </w:rPr>
-              <w:t>• Develop category-based budget limit configuration and spent vs. limit warning alerts.</w:t>
+              <w:t>• Implement Category Budget limit configuration and visual progress alert indicators.</w:t>
             </w:r>
           </w:p>
           <w:p>
@@ -492,7 +492,7 @@
                 <w:rFonts w:ascii="Arial" w:hAnsi="Arial"/>
                 <w:sz w:val="19"/>
               </w:rPr>
-              <w:t>• Build multi-format data export engine supporting PDF, CSV, and JSON report downloads.</w:t>
+              <w:t>• Develop Summary Analytics API (GET /summary, GET /monthly, GET /by-category) and frontend chart widgets.</w:t>
             </w:r>
           </w:p>
         </w:tc>
@@ -536,7 +536,7 @@
           <w:rFonts w:ascii="Arial" w:hAnsi="Arial"/>
           <w:sz w:val="19"/>
         </w:rPr>
-        <w:t>2. Node.js Express &amp; Mongoose ODM Documentation | JWT Security Standards Guidelines</w:t>
+        <w:t>2. React.js &amp; Node.js Express Documentation | Mongoose ODM &amp; JWT Authentication Standards</w:t>
       </w:r>
     </w:p>
     <w:p>
@@ -884,7 +884,7 @@
                 <w:b/>
                 <w:sz w:val="20"/>
               </w:rPr>
-              <w:t>Module Focus: Financial Ledger CRUD, Category Budgets &amp; Multi-Format Data Exports</w:t>
+              <w:t>Module Focus: Personal Financial Tracking, Category Budgets &amp; Multi-Format Data Export Engine</w:t>
               <w:br/>
             </w:r>
           </w:p>
@@ -898,7 +898,7 @@
                 <w:rFonts w:ascii="Arial" w:hAnsi="Arial"/>
                 <w:sz w:val="19"/>
               </w:rPr>
-              <w:t>• Income &amp; Expense Management API: Implemented full transaction CRUD endpoints (server/routes/expenses.js) with category filtering, payment method tagging, date range filters, and pagination query limits.</w:t>
+              <w:t>• Income &amp; Expense Ledger: Developed full CRUD backend API (expenses.js) supporting transaction title, category, payment method, date range, and pagination limits.</w:t>
             </w:r>
           </w:p>
           <w:p>
@@ -911,7 +911,7 @@
                 <w:rFonts w:ascii="Arial" w:hAnsi="Arial"/>
                 <w:sz w:val="19"/>
               </w:rPr>
-              <w:t>• Category Budgeting &amp; Overrun Alerts: Built budget.js CRUD routes and Budget.jsx view to configure monthly category limits and render real-time budget overrun progress bars.</w:t>
+              <w:t>• Category Budgeting System: Built budget.js CRUD routes and Budget.jsx view to configure monthly category limits and render active overrun warnings.</w:t>
             </w:r>
           </w:p>
           <w:p>
@@ -924,7 +924,7 @@
                 <w:rFonts w:ascii="Arial" w:hAnsi="Arial"/>
                 <w:sz w:val="19"/>
               </w:rPr>
-              <w:t>• Multi-Format Data Export Engine: Developed csvExport.js utility and updated Reports.jsx &amp; Transactions.jsx to support PDF (jsPDF + autotable), CSV, and JSON report downloads.</w:t>
+              <w:t>• Summary Analytics Engine: Developed analytics.js endpoints (GET /summary, GET /monthly comparison, GET /by-category aggregation) and integrated Recharts widgets.</w:t>
             </w:r>
           </w:p>
           <w:p>
@@ -937,7 +937,7 @@
                 <w:rFonts w:ascii="Arial" w:hAnsi="Arial"/>
                 <w:sz w:val="19"/>
               </w:rPr>
-              <w:t>• Visual Analytics &amp; Dashboard Widgets: Developed analytics.js endpoints (GET /summary, GET /monthly comparison, GET /by-category aggregation) and integrated Recharts pie/bar charts.</w:t>
+              <w:t>• Multi-Format Data Export Engine: Created csvExport.js utility and enhanced Reports.jsx &amp; Transactions.jsx to support PDF (jsPDF + autotable), CSV, and JSON report downloads.</w:t>
             </w:r>
           </w:p>
           <w:p>
@@ -950,7 +950,7 @@
                 <w:rFonts w:ascii="Arial" w:hAnsi="Arial"/>
                 <w:sz w:val="19"/>
               </w:rPr>
-              <w:t>• Frontend Code Cleanup &amp; Verification: Removed legacy components, optimized client routes, and executed production build (npm run build).</w:t>
+              <w:t>• Data Seeding &amp; Verification: Built seed_trackify.js script populating initial user financial ledgers and verified client production build.</w:t>
             </w:r>
           </w:p>
         </w:tc>
@@ -1022,7 +1022,7 @@
                 <w:rFonts w:ascii="Arial" w:hAnsi="Arial"/>
                 <w:sz w:val="19"/>
               </w:rPr>
-              <w:t>• Implement Multi-Currency preference selection and dynamic formatting across ledgers.</w:t>
+              <w:t>• Develop Social &amp; Group Expense Sharing module (Friends list, Direct peer messaging, Group bill creation).</w:t>
             </w:r>
           </w:p>
           <w:p>
@@ -1035,7 +1035,7 @@
                 <w:rFonts w:ascii="Arial" w:hAnsi="Arial"/>
                 <w:sz w:val="19"/>
               </w:rPr>
-              <w:t>• Build Automated Monthly Financial Reports dispatch via Email (Nodemailer).</w:t>
+              <w:t>• Build flexible Bill Splitting engine supporting Equal, Custom amount, and Percentage-based allocations.</w:t>
             </w:r>
           </w:p>
           <w:p>
@@ -1048,7 +1048,7 @@
                 <w:rFonts w:ascii="Arial" w:hAnsi="Arial"/>
                 <w:sz w:val="19"/>
               </w:rPr>
-              <w:t>• Develop Activity Heatmap grid and Spending Personality Quiz assessment on the Profile page.</w:t>
+              <w:t>• Develop Activity Heatmap grid, Spending Personality Quiz, Multi-Currency support, and Automated Email Monthly Reports.</w:t>
             </w:r>
           </w:p>
         </w:tc>
@@ -1092,7 +1092,7 @@
           <w:rFonts w:ascii="Arial" w:hAnsi="Arial"/>
           <w:sz w:val="19"/>
         </w:rPr>
-        <w:t>2. jsPDF &amp; jspdf-autotable API Guide | Recharts Data Visualization Documentation</w:t>
+        <w:t>2. jsPDF &amp; jspdf-autotable Documentation | Recharts Visualization API Guide</w:t>
       </w:r>
     </w:p>
     <w:p>
@@ -1440,8 +1440,60 @@
                 <w:b/>
                 <w:sz w:val="20"/>
               </w:rPr>
-              <w:t>Module Focus: Multi-Currency Support, Automated Email Monthly Reports, Activity Heatmap &amp; Spending Personality Quiz</w:t>
+              <w:t>Module Focus: Group Bill Splitting, Peer Chat, Activity Heatmap, Spending Quiz, Multi-Currency &amp; Email Reports (Checkpoint 1)</w:t>
               <w:br/>
+            </w:r>
+          </w:p>
+          <w:p>
+            <w:pPr>
+              <w:spacing w:before="40" w:after="60"/>
+              <w:ind w:left="288"/>
+            </w:pPr>
+            <w:r>
+              <w:rPr>
+                <w:rFonts w:ascii="Arial" w:hAnsi="Arial"/>
+                <w:sz w:val="19"/>
+              </w:rPr>
+              <w:t>• Group Expense &amp; Bill Splitting Engine: Built groups.js backend routes and GroupDetail.jsx frontend supporting Equal, Custom amount, and Percentage allocation splits with full/partial debt settlement.</w:t>
+            </w:r>
+          </w:p>
+          <w:p>
+            <w:pPr>
+              <w:spacing w:before="40" w:after="60"/>
+              <w:ind w:left="288"/>
+            </w:pPr>
+            <w:r>
+              <w:rPr>
+                <w:rFonts w:ascii="Arial" w:hAnsi="Arial"/>
+                <w:sz w:val="19"/>
+              </w:rPr>
+              <w:t>• Peer-to-Peer Social Messaging: Implemented Friend.js &amp; Message.js models, friends.js &amp; messages.js API routes, and real-time chat interface in Friends.jsx.</w:t>
+            </w:r>
+          </w:p>
+          <w:p>
+            <w:pPr>
+              <w:spacing w:before="40" w:after="60"/>
+              <w:ind w:left="288"/>
+            </w:pPr>
+            <w:r>
+              <w:rPr>
+                <w:rFonts w:ascii="Arial" w:hAnsi="Arial"/>
+                <w:sz w:val="19"/>
+              </w:rPr>
+              <w:t>• Activity Heatmap Component: Built ActivityHeatmap.jsx and GET /api/analytics/heatmap endpoint rendering 365-day contribution grid with intensity levels, tooltips, and 90/180/365-day range controls.</w:t>
+            </w:r>
+          </w:p>
+          <w:p>
+            <w:pPr>
+              <w:spacing w:before="40" w:after="60"/>
+              <w:ind w:left="288"/>
+            </w:pPr>
+            <w:r>
+              <w:rPr>
+                <w:rFonts w:ascii="Arial" w:hAnsi="Arial"/>
+                <w:sz w:val="19"/>
+              </w:rPr>
+              <w:t>• Spending Personality Quiz: Created Quiz.jsx assessment with 5 behavioral questions, archetype score calculation (Master Saver 🛡️, Balanced Budgeter 📈, Experience Enthusiast 🛍️, Impulse Adventurer ⚡), saving profile badges to MongoDB.</w:t>
             </w:r>
           </w:p>
           <w:p>
@@ -1468,32 +1520,6 @@
                 <w:sz w:val="19"/>
               </w:rPr>
               <w:t>• Automated Monthly Financial Reports via Email: Integrated Nodemailer email delivery mechanism sending formatted monthly financial summaries and transaction highlights directly to user email accounts.</w:t>
-            </w:r>
-          </w:p>
-          <w:p>
-            <w:pPr>
-              <w:spacing w:before="40" w:after="60"/>
-              <w:ind w:left="288"/>
-            </w:pPr>
-            <w:r>
-              <w:rPr>
-                <w:rFonts w:ascii="Arial" w:hAnsi="Arial"/>
-                <w:sz w:val="19"/>
-              </w:rPr>
-              <w:t>• Activity Heatmap Component: Built ActivityHeatmap.jsx and GET /api/analytics/heatmap endpoint rendering a 365-day contribution grid with intensity levels, hover tooltips, and range toggles (90 Days, 180 Days, 1 Year).</w:t>
-            </w:r>
-          </w:p>
-          <w:p>
-            <w:pPr>
-              <w:spacing w:before="40" w:after="60"/>
-              <w:ind w:left="288"/>
-            </w:pPr>
-            <w:r>
-              <w:rPr>
-                <w:rFonts w:ascii="Arial" w:hAnsi="Arial"/>
-                <w:sz w:val="19"/>
-              </w:rPr>
-              <w:t>• Spending Personality Quiz: Created Quiz.jsx assessment with 5 behavioral questions, archetype score calculation (Master Saver 🛡️, Balanced Budgeter 📈, Experience Enthusiast 🛍️, Impulse Adventurer ⚡), and MongoDB profile persistence.</w:t>
             </w:r>
           </w:p>
           <w:p>
@@ -1578,7 +1604,7 @@
                 <w:rFonts w:ascii="Arial" w:hAnsi="Arial"/>
                 <w:sz w:val="19"/>
               </w:rPr>
-              <w:t>• Extend social group expense splitting features (Equal, Custom, Percentage splits) and peer debt settlement tracking.</w:t>
+              <w:t>• Extend group bill splitting algorithm to support dynamic currency conversion for international shared expenses.</w:t>
             </w:r>
           </w:p>
           <w:p>
@@ -1591,7 +1617,7 @@
                 <w:rFonts w:ascii="Arial" w:hAnsi="Arial"/>
                 <w:sz w:val="19"/>
               </w:rPr>
-              <w:t>• Develop interactive financial goal tracking and recurring subscription management.</w:t>
+              <w:t>• Develop interactive financial goal tracker and automated recurring subscription manager.</w:t>
             </w:r>
           </w:p>
         </w:tc>

--- a/Trackify_Weekly_Reports_Week_1_to_3.docx
+++ b/Trackify_Weekly_Reports_Week_1_to_3.docx
@@ -1022,7 +1022,7 @@
                 <w:rFonts w:ascii="Arial" w:hAnsi="Arial"/>
                 <w:sz w:val="19"/>
               </w:rPr>
-              <w:t>• Develop Social &amp; Group Expense Sharing module (Friends list, Direct peer messaging, Group bill creation).</w:t>
+              <w:t>• Implement Multi-Currency preference selection and dynamic formatting across ledgers.</w:t>
             </w:r>
           </w:p>
           <w:p>
@@ -1035,7 +1035,7 @@
                 <w:rFonts w:ascii="Arial" w:hAnsi="Arial"/>
                 <w:sz w:val="19"/>
               </w:rPr>
-              <w:t>• Build flexible Bill Splitting engine supporting Equal, Custom amount, and Percentage-based allocations.</w:t>
+              <w:t>• Build Automated Monthly Financial Reports dispatch via Email (Nodemailer).</w:t>
             </w:r>
           </w:p>
           <w:p>
@@ -1048,7 +1048,7 @@
                 <w:rFonts w:ascii="Arial" w:hAnsi="Arial"/>
                 <w:sz w:val="19"/>
               </w:rPr>
-              <w:t>• Develop Activity Heatmap grid, Spending Personality Quiz, Multi-Currency support, and Automated Email Monthly Reports.</w:t>
+              <w:t>• Reach Checkpoint 1 milestone tag on GitHub.</w:t>
             </w:r>
           </w:p>
         </w:tc>
@@ -1440,7 +1440,7 @@
                 <w:b/>
                 <w:sz w:val="20"/>
               </w:rPr>
-              <w:t>Module Focus: Group Bill Splitting, Peer Chat, Activity Heatmap, Spending Quiz, Multi-Currency &amp; Email Reports (Checkpoint 1)</w:t>
+              <w:t>Module Focus: Multi-Currency Preference Support &amp; Automated Email Monthly Reports (Checkpoint 1)</w:t>
               <w:br/>
             </w:r>
           </w:p>
@@ -1454,7 +1454,7 @@
                 <w:rFonts w:ascii="Arial" w:hAnsi="Arial"/>
                 <w:sz w:val="19"/>
               </w:rPr>
-              <w:t>• Group Expense &amp; Bill Splitting Engine: Built groups.js backend routes and GroupDetail.jsx frontend supporting Equal, Custom amount, and Percentage allocation splits with full/partial debt settlement.</w:t>
+              <w:t>• Multi-Currency Preference &amp; Formatting: Implemented multi-currency preference selection (INR, USD, EUR, GBP, etc.) in User Profile and integrated dynamic currency formatting across transaction tables, summaries, and report exports.</w:t>
             </w:r>
           </w:p>
           <w:p>
@@ -1467,7 +1467,7 @@
                 <w:rFonts w:ascii="Arial" w:hAnsi="Arial"/>
                 <w:sz w:val="19"/>
               </w:rPr>
-              <w:t>• Peer-to-Peer Social Messaging: Implemented Friend.js &amp; Message.js models, friends.js &amp; messages.js API routes, and real-time chat interface in Friends.jsx.</w:t>
+              <w:t>• Automated Monthly Financial Reports via Email: Developed Nodemailer email delivery mechanism sending formatted monthly financial summaries and transaction highlights directly to user email accounts.</w:t>
             </w:r>
           </w:p>
           <w:p>
@@ -1480,59 +1480,7 @@
                 <w:rFonts w:ascii="Arial" w:hAnsi="Arial"/>
                 <w:sz w:val="19"/>
               </w:rPr>
-              <w:t>• Activity Heatmap Component: Built ActivityHeatmap.jsx and GET /api/analytics/heatmap endpoint rendering 365-day contribution grid with intensity levels, tooltips, and 90/180/365-day range controls.</w:t>
-            </w:r>
-          </w:p>
-          <w:p>
-            <w:pPr>
-              <w:spacing w:before="40" w:after="60"/>
-              <w:ind w:left="288"/>
-            </w:pPr>
-            <w:r>
-              <w:rPr>
-                <w:rFonts w:ascii="Arial" w:hAnsi="Arial"/>
-                <w:sz w:val="19"/>
-              </w:rPr>
-              <w:t>• Spending Personality Quiz: Created Quiz.jsx assessment with 5 behavioral questions, archetype score calculation (Master Saver 🛡️, Balanced Budgeter 📈, Experience Enthusiast 🛍️, Impulse Adventurer ⚡), saving profile badges to MongoDB.</w:t>
-            </w:r>
-          </w:p>
-          <w:p>
-            <w:pPr>
-              <w:spacing w:before="40" w:after="60"/>
-              <w:ind w:left="288"/>
-            </w:pPr>
-            <w:r>
-              <w:rPr>
-                <w:rFonts w:ascii="Arial" w:hAnsi="Arial"/>
-                <w:sz w:val="19"/>
-              </w:rPr>
-              <w:t>• Multi-Currency Preference &amp; Formatting: Added currency configuration (INR, USD, EUR, GBP, etc.) in User Profile and integrated dynamic currency formatting across transaction tables, summaries, and report exports.</w:t>
-            </w:r>
-          </w:p>
-          <w:p>
-            <w:pPr>
-              <w:spacing w:before="40" w:after="60"/>
-              <w:ind w:left="288"/>
-            </w:pPr>
-            <w:r>
-              <w:rPr>
-                <w:rFonts w:ascii="Arial" w:hAnsi="Arial"/>
-                <w:sz w:val="19"/>
-              </w:rPr>
-              <w:t>• Automated Monthly Financial Reports via Email: Integrated Nodemailer email delivery mechanism sending formatted monthly financial summaries and transaction highlights directly to user email accounts.</w:t>
-            </w:r>
-          </w:p>
-          <w:p>
-            <w:pPr>
-              <w:spacing w:before="40" w:after="60"/>
-              <w:ind w:left="288"/>
-            </w:pPr>
-            <w:r>
-              <w:rPr>
-                <w:rFonts w:ascii="Arial" w:hAnsi="Arial"/>
-                <w:sz w:val="19"/>
-              </w:rPr>
-              <w:t>• Profile Page Integration &amp; Checkpoint 1: Unified the Spending Personality Assessment card and Activity Heatmap inside Profile.jsx, executed client build, and established Checkpoint 1 milestone tag (checkpoint-1) on GitHub.</w:t>
+              <w:t>• Checkpoint 1 Verification &amp; Production Build: Executed client production build (npm run build), unified features on Profile.jsx, and tagged release checkpoint-1 on GitHub.</w:t>
             </w:r>
           </w:p>
         </w:tc>
@@ -1604,7 +1552,7 @@
                 <w:rFonts w:ascii="Arial" w:hAnsi="Arial"/>
                 <w:sz w:val="19"/>
               </w:rPr>
-              <w:t>• Extend group bill splitting algorithm to support dynamic currency conversion for international shared expenses.</w:t>
+              <w:t>• Extend multi-currency support to group expense splitting and debt settlement ledgers.</w:t>
             </w:r>
           </w:p>
           <w:p>
@@ -1617,7 +1565,7 @@
                 <w:rFonts w:ascii="Arial" w:hAnsi="Arial"/>
                 <w:sz w:val="19"/>
               </w:rPr>
-              <w:t>• Develop interactive financial goal tracker and automated recurring subscription manager.</w:t>
+              <w:t>• Develop automated recurring subscription tracker and spending alert notifications.</w:t>
             </w:r>
           </w:p>
         </w:tc>
